--- a/testakten/versausgleich-haerte-bgh-schaefer-nuernberg/10_erwiderung_antragsgegnerin.docx
+++ b/testakten/versausgleich-haerte-bgh-schaefer-nuernberg/10_erwiderung_antragsgegnerin.docx
@@ -48,7 +48,7 @@
         <w:pStyle w:val="ListNumber"/>
       </w:pPr>
       <w:r>
-        <w:t>Hilfsweise: Der Versorgungsausgleich wird nach Maßgabe des Beschlusses des AG Nürnberg-Fürth vom 28.02.2022 mit der Maßgabe durchgeführt, dass dem Beschwerdeführer auf die ihm zustehenden Anrechte ein Härtekorrektiv nach § 27 VersAusglG in Höhe von 25 % gewährt wird.</w:t>
+        <w:t>Hilfsweise: Der Versorgungsausgleich wird nach Maßgabe des Beschlusses des AG Nürnberg-Fürth vom 28.02.2022 mit der Maßgabe durchgeführt, dass dem Beschwerdeführer auf die ihm zustehenden Anrechte ein Härtekorrektiv nach Paragraf 27 VersAusglG in Höhe von 25 % gewährt wird.</w:t>
       </w:r>
     </w:p>
     <w:p>
@@ -78,7 +78,7 @@
         <w:rPr>
           <w:rFonts w:ascii="Times New Roman" w:hAnsi="Times New Roman"/>
         </w:rPr>
-        <w:t>1 § 27 VersAusglG ist eng auszulegen</w:t>
+        <w:t>1 Paragraf 27 VersAusglG ist eng auszulegen</w:t>
       </w:r>
     </w:p>
     <w:p>
@@ -86,7 +86,7 @@
         <w:pStyle w:val="ListBullet"/>
       </w:pPr>
       <w:r>
-        <w:t>§ 27 VersAusglG ist Ausnahmevorschrift. Sie greift nur, wenn die Durchführung des Wertausgleichs „grob unbillig" wäre und dieses Ergebnis bei umfassender Würdigung der Vermögens-, Einkommens- und Versorgungsverhältnisse Beider zu bejahen ist (BGH FamRZ 2009, 1735 Rn. 12; BGH FamRZ 2011, 1785 Rn. 21).</w:t>
+        <w:t>Paragraf 27 VersAusglG ist Ausnahmevorschrift. Sie greift nur, wenn die Durchführung des Wertausgleichs „grob unbillig" wäre und dieses Ergebnis bei umfassender Würdigung der Vermögens-, Einkommens- und Versorgungsverhältnisse Beider zu bejahen ist (BGH FamRZ 2009, 1735 Rn. 12; BGH FamRZ 2011, 1785 Rn. 21).</w:t>
       </w:r>
     </w:p>
     <w:p>
@@ -157,7 +157,7 @@
         <w:pStyle w:val="ListBullet"/>
       </w:pPr>
       <w:r>
-        <w:t>Das Erbe Winterstein 2019 ist nach § 1374 Abs. 2 BGB privilegiertes Anfangsvermögen. Die Antragsgegnerin hat es nicht durch eheliche Mitwirkung des Beschwerdeführers erworben.</w:t>
+        <w:t>Das Erbe Winterstein 2019 ist nach Paragraf 1374 Abs. 2 BGB privilegiertes Anfangsvermögen. Die Antragsgegnerin hat es nicht durch eheliche Mitwirkung des Beschwerdeführers erworben.</w:t>
       </w:r>
     </w:p>
     <w:p>
@@ -288,7 +288,7 @@
         <w:pStyle w:val="ListBullet"/>
       </w:pPr>
       <w:r>
-        <w:t>Selbst bei Annahme eines Sondergrundes ist die richtige Folge nicht der vollständige Ausschluss, sondern allenfalls eine quotale Kürzung. Der vollständige Ausschluss verstößt gegen § 27 VersAusglG (Übermaßverbot, BGH XII ZB 503/15).</w:t>
+        <w:t>Selbst bei Annahme eines Sondergrundes ist die richtige Folge nicht der vollständige Ausschluss, sondern allenfalls eine quotale Kürzung. Der vollständige Ausschluss verstößt gegen Paragraf 27 VersAusglG (Übermaßverbot, BGH XII ZB 503/15).</w:t>
       </w:r>
     </w:p>
     <w:p>
